--- a/docs/Budgets/NUEVOS PRESUPUESTOS PARA IMPRIMIR/PRESUPUESTO DE INSEMINACION CON SEMEN DONADO(1).docx
+++ b/docs/Budgets/NUEVOS PRESUPUESTOS PARA IMPRIMIR/PRESUPUESTO DE INSEMINACION CON SEMEN DONADO(1).docx
@@ -88,7 +88,7 @@
         <w:rPr>
           <w:rtl w:val="0"/>
         </w:rPr>
-        <w:t xml:space="preserve">PACIENTE: HUARA HUARA CHURA FANY</w:t>
+        <w:t>PACIENTE: Paciente de Ejemplo</w:t>
         <w:tab/>
         <w:tab/>
         <w:t xml:space="preserve">         FECHA: 14/05/2026</w:t>
